--- a/public/Chris_Pelatari_Resume_.docx
+++ b/public/Chris_Pelatari_Resume_.docx
@@ -95,7 +95,7 @@
       <w:tblPr>
         <w:tblW w:w="8640" w:type="dxa"/>
         <w:jc w:val="left"/>
-        <w:tblInd w:w="432" w:type="dxa"/>
+        <w:tblInd w:w="540" w:type="dxa"/>
         <w:tblBorders>
           <w:top w:val="single" w:color="ffffff" w:sz="8" w:space="0" w:shadow="0" w:frame="0"/>
           <w:left w:val="single" w:color="ffffff" w:sz="8" w:space="0" w:shadow="0" w:frame="0"/>
@@ -178,23 +178,7 @@
                 <w:rtl w:val="0"/>
                 <w:lang w:val="en-US"/>
               </w:rPr>
-              <w:t xml:space="preserve">C#, ASP.NET (MVC/Core/Minimal API), JavaScript, TypeScript, Vue.js, </w:t>
-            </w:r>
-            <w:r>
-              <w:rPr>
-                <w:shd w:val="nil" w:color="auto" w:fill="auto"/>
-                <w:rtl w:val="0"/>
-                <w:lang w:val="en-US"/>
-              </w:rPr>
-              <w:t xml:space="preserve">Angular 20.0.3, Universal, </w:t>
-            </w:r>
-            <w:r>
-              <w:rPr>
-                <w:shd w:val="nil" w:color="auto" w:fill="auto"/>
-                <w:rtl w:val="0"/>
-                <w:lang w:val="en-US"/>
-              </w:rPr>
-              <w:t>Node.js, HTML, CSS, T-SQL, Ruby on Rails, xUnit, Moq, NSubstitute</w:t>
+              <w:t>C#, ASP.NET (MVC/Core/Minimal API), JavaScript, TypeScript, Vue.js, Angular 20.0.3, Universal, Node.js, HTML, CSS, T-SQL, Ruby on Rails, xUnit, Moq, NSubstitute</w:t>
             </w:r>
           </w:p>
         </w:tc>
@@ -653,6 +637,14 @@
         <w:pStyle w:val="Body A"/>
         <w:widowControl w:val="0"/>
         <w:spacing w:line="240" w:lineRule="auto"/>
+        <w:ind w:left="432" w:hanging="432"/>
+      </w:pPr>
+    </w:p>
+    <w:p>
+      <w:pPr>
+        <w:pStyle w:val="Body A"/>
+        <w:widowControl w:val="0"/>
+        <w:spacing w:line="240" w:lineRule="auto"/>
         <w:ind w:left="324" w:hanging="324"/>
       </w:pPr>
     </w:p>
@@ -768,21 +760,7 @@
           <w:rtl w:val="0"/>
           <w:lang w:val="en-US"/>
         </w:rPr>
-        <w:t>- Design and develop responsive, SEO-friendly websites using Vue.js,</w:t>
-      </w:r>
-      <w:r>
-        <w:rPr>
-          <w:rtl w:val="0"/>
-          <w:lang w:val="en-US"/>
-        </w:rPr>
-        <w:t xml:space="preserve"> Angular Universal or Next.js; </w:t>
-      </w:r>
-      <w:r>
-        <w:rPr>
-          <w:rtl w:val="0"/>
-          <w:lang w:val="en-US"/>
-        </w:rPr>
-        <w:t xml:space="preserve"> Tailwind CSS, and ASP.NET Core (.NET 6+).</w:t>
+        <w:t>- Design and develop responsive, SEO-friendly websites using Vue.js, Angular Universal or Next.js;  Tailwind CSS, and ASP.NET Core (.NET 6+).</w:t>
       </w:r>
       <w:r>
         <w:rPr>
@@ -945,7 +923,7 @@
           <w:rtl w:val="0"/>
           <w:lang w:val="en-US"/>
         </w:rPr>
-        <w:t xml:space="preserve">Senior .NET Integration Developer </w:t>
+        <w:t xml:space="preserve">Senior .NET Developer </w:t>
       </w:r>
       <w:r>
         <w:rPr>
@@ -957,11 +935,14 @@
       <w:r>
         <w:rPr>
           <w:rtl w:val="0"/>
-          <w:lang w:val="en-US"/>
-        </w:rPr>
-        <w:t>Universal Weather and Aviation (Remote)</w:t>
-      </w:r>
-      <w:r>
+          <w:lang w:val="it-IT"/>
+        </w:rPr>
+        <w:t>Velocity Databank</w:t>
+      </w:r>
+      <w:r>
+        <w:rPr>
+          <w:lang w:val="en-US"/>
+        </w:rPr>
         <w:br w:type="textWrapping"/>
       </w:r>
       <w:r>
@@ -969,7 +950,7 @@
           <w:rtl w:val="0"/>
           <w:lang w:val="en-US"/>
         </w:rPr>
-        <w:t xml:space="preserve">Feb 2022 </w:t>
+        <w:t xml:space="preserve">Oct 2001 </w:t>
       </w:r>
       <w:r>
         <w:rPr>
@@ -983,121 +964,21 @@
           <w:rtl w:val="0"/>
           <w:lang w:val="en-US"/>
         </w:rPr>
-        <w:t>Aug 2023</w:t>
-      </w:r>
-      <w:r>
-        <w:br w:type="textWrapping"/>
-      </w:r>
-      <w:r>
-        <w:rPr>
-          <w:rtl w:val="0"/>
-          <w:lang w:val="en-US"/>
-        </w:rPr>
-        <w:t>- Led Software Development Life Cycle (SDLC) for ASP.NET Core Web API integrations with Salesforce and DocLink.</w:t>
-      </w:r>
-      <w:r>
-        <w:br w:type="textWrapping"/>
-      </w:r>
-      <w:r>
-        <w:rPr>
-          <w:rtl w:val="0"/>
-          <w:lang w:val="en-US"/>
-        </w:rPr>
-        <w:t>- Designed, developed, and tested secure RESTful services using Postman and unit/integration test frameworks.</w:t>
-      </w:r>
-      <w:r>
-        <w:br w:type="textWrapping"/>
-      </w:r>
-      <w:r>
-        <w:rPr>
-          <w:rtl w:val="0"/>
-          <w:lang w:val="en-US"/>
-        </w:rPr>
-        <w:t>- Automated migration of 10,000+ documents from Dynamics CRM and SharePoint to cloud platforms.</w:t>
-      </w:r>
-      <w:r>
-        <w:br w:type="textWrapping"/>
-      </w:r>
-      <w:r>
-        <w:rPr>
-          <w:rtl w:val="0"/>
-          <w:lang w:val="en-US"/>
-        </w:rPr>
-        <w:t>- Created VPN-aware data upload tools to ensure consistency during migration.</w:t>
-      </w:r>
-      <w:r>
-        <w:br w:type="textWrapping"/>
-      </w:r>
-      <w:r>
-        <w:rPr>
-          <w:rtl w:val="0"/>
-          <w:lang w:val="en-US"/>
-        </w:rPr>
-        <w:t>- Enabled secure MIME-type display via internal API authentication.</w:t>
-      </w:r>
-      <w:r>
-        <w:br w:type="textWrapping"/>
-      </w:r>
-      <w:r>
-        <w:rPr>
-          <w:rtl w:val="0"/>
-          <w:lang w:val="en-US"/>
-        </w:rPr>
-        <w:t>- Designed REST APIs for secure integration with cloud-based services.</w:t>
-      </w:r>
-    </w:p>
-    <w:p>
-      <w:pPr>
-        <w:pStyle w:val="Body A"/>
-        <w:spacing w:after="120"/>
-      </w:pPr>
-      <w:r>
-        <w:rPr>
-          <w:rtl w:val="0"/>
-          <w:lang w:val="en-US"/>
-        </w:rPr>
-        <w:t xml:space="preserve">Senior .NET Developer </w:t>
-      </w:r>
-      <w:r>
-        <w:rPr>
-          <w:rtl w:val="0"/>
-          <w:lang w:val="en-US"/>
-        </w:rPr>
-        <w:t xml:space="preserve">– </w:t>
-      </w:r>
-      <w:r>
-        <w:rPr>
-          <w:rtl w:val="0"/>
-          <w:lang w:val="it-IT"/>
-        </w:rPr>
-        <w:t>Velocity Databank</w:t>
-      </w:r>
-      <w:r>
-        <w:rPr>
-          <w:lang w:val="en-US"/>
-        </w:rPr>
-        <w:br w:type="textWrapping"/>
-      </w:r>
-      <w:r>
-        <w:rPr>
-          <w:rtl w:val="0"/>
-          <w:lang w:val="en-US"/>
-        </w:rPr>
-        <w:t xml:space="preserve">Oct 2001 </w:t>
-      </w:r>
-      <w:r>
-        <w:rPr>
-          <w:rtl w:val="0"/>
-          <w:lang w:val="en-US"/>
-        </w:rPr>
-        <w:t xml:space="preserve">– </w:t>
-      </w:r>
-      <w:r>
-        <w:rPr>
-          <w:rtl w:val="0"/>
-          <w:lang w:val="en-US"/>
-        </w:rPr>
-        <w:t>Nov 2022</w:t>
+        <w:t>Feb</w:t>
+      </w:r>
+      <w:r>
+        <w:rPr>
+          <w:rtl w:val="0"/>
+          <w:lang w:val="en-US"/>
+        </w:rPr>
+        <w:t xml:space="preserve"> 202</w:t>
+      </w:r>
+      <w:r>
+        <w:rPr>
+          <w:rtl w:val="0"/>
+          <w:lang w:val="en-US"/>
+        </w:rPr>
+        <w:t>3</w:t>
       </w:r>
       <w:r>
         <w:rPr>
